--- a/blog/education-loan-kaise-milta-hai/Education Loan Kaise Milta Hai - Yogyata, Dastavez, Labh evam Visheshtayein.docx
+++ b/blog/education-loan-kaise-milta-hai/Education Loan Kaise Milta Hai - Yogyata, Dastavez, Labh evam Visheshtayein.docx
@@ -80,9 +80,9 @@
           <w:sz w:val="22"/>
           <w:szCs w:val="22"/>
         </w:rPr>
-        <w:t xml:space="preserve">पात्र छात्र higher education की fees और पढ़ाई से जुड़े दूसरे खर्चों के लिए एजुकेशन लोन ले सकते हैं। योग्यता, दस्तावेज, मंज़ूर होने वाली रकम, ब्याज दर, repayment और पूरी application process, सब यहां क्रम से समझाया गया है। आवेदन अब ज़्यादातर online ही होता है। </w:t>
-      </w:r>
-      <w:hyperlink w:history="1" r:id="rIddjy5afryfrti6gmkkopeh">
+        <w:t xml:space="preserve">पात्र छात्र higher education की fees और पढ़ाई से जुड़े दूसरे खर्चों के लिए एजुकेशन लोन ले सकते। योग्यता, दस्तावेज, मंज़ूर होने वाली रकम, ब्याज दर, repayment और पूरी application process, सब यहां क्रम से समझाया गया है। आवेदन अब ज़्यादातर online ही होता। </w:t>
+      </w:r>
+      <w:hyperlink w:history="1" r:id="rId_7e7iwbpavqroebbdxejz">
         <w:r>
           <w:rPr>
             <w:rFonts w:ascii="Nirmala UI" w:cs="Nirmala UI" w:eastAsia="Nirmala UI" w:hAnsi="Nirmala UI"/>
@@ -164,7 +164,7 @@
           <w:sz w:val="17"/>
           <w:szCs w:val="17"/>
         </w:rPr>
-        <w:t xml:space="preserve">[IMAGE 1 PLACEHOLDER — download from the Image Source link below, then replace this box]</w:t>
+        <w:t xml:space="preserve">[IMAGE 1 PLACEHOLDER: download from the Image Source link below, then replace this box]</w:t>
       </w:r>
     </w:p>
     <w:p>
@@ -189,7 +189,7 @@
         <w:spacing w:after="300"/>
         <w:jc w:val="center"/>
       </w:pPr>
-      <w:hyperlink w:history="1" r:id="rIdegcspporclcs7mkc-882r">
+      <w:hyperlink w:history="1" r:id="rIdrl5cc5zab_k0vvhivbpap">
         <w:r>
           <w:rPr>
             <w:rFonts w:ascii="Nirmala UI" w:cs="Nirmala UI" w:eastAsia="Nirmala UI" w:hAnsi="Nirmala UI"/>
@@ -230,35 +230,35 @@
           <w:sz w:val="22"/>
           <w:szCs w:val="22"/>
         </w:rPr>
-        <w:t xml:space="preserve">Education loan kya hota hai, इसका जवाब सीधा है। यह पढ़ाई के खर्च के लिए लिया गया कर्ज है, जिसे पढ़ाई के दौरान नहीं बल्कि कोर्स पूरा होने के बाद EMI में चुकाया जाता है, और भारत तथा विदेश, दोनों जगह की पढ़ाई के लिए मिलता है।</w:t>
-      </w:r>
-    </w:p>
-    <w:p>
-      <w:pPr>
-        <w:spacing w:after="160" w:line="300"/>
-      </w:pPr>
-      <w:r>
-        <w:rPr>
-          <w:rFonts w:ascii="Nirmala UI" w:cs="Nirmala UI" w:eastAsia="Nirmala UI" w:hAnsi="Nirmala UI"/>
-          <w:color w:val="1A1A1A"/>
-          <w:sz w:val="22"/>
-          <w:szCs w:val="22"/>
-        </w:rPr>
-        <w:t xml:space="preserve">Tuition fee इसका सबसे बड़ा हिस्सा होती है, पर अकेली नहीं।</w:t>
-      </w:r>
-    </w:p>
-    <w:p>
-      <w:pPr>
-        <w:spacing w:after="160" w:line="300"/>
-      </w:pPr>
-      <w:r>
-        <w:rPr>
-          <w:rFonts w:ascii="Nirmala UI" w:cs="Nirmala UI" w:eastAsia="Nirmala UI" w:hAnsi="Nirmala UI"/>
-          <w:color w:val="1A1A1A"/>
-          <w:sz w:val="22"/>
-          <w:szCs w:val="22"/>
-        </w:rPr>
-        <w:t xml:space="preserve">दो तरह के होते हैं। छोटी रकम अक्सर बिना कुछ गिरवी रखे मिल जाती है, जबकि रकम एक हद से ऊपर जाते ही lender property, FD या किसी दूसरी स्वीकृत security मांग सकता है। नवंबर 2024 में मंज़ूर हुई PM Vidyalaxmi योजना के तहत देश के शीर्ष 860 संस्थानों में दाखिला लेने वाले छात्रों को बिना collateral और बिना guarantor लोन देने की व्यवस्था की गई है।</w:t>
+        <w:t xml:space="preserve">Education loan kya hota hai, इसका जवाब सीधा। यह पढ़ाई के खर्च के लिए लिया गया कर्ज है, जिसे पढ़ाई के दौरान नहीं बल्कि कोर्स पूरा होने के बाद EMI में चुकाया जाता, और भारत तथा विदेश, दोनों जगह की पढ़ाई के लिए मिलता।</w:t>
+      </w:r>
+    </w:p>
+    <w:p>
+      <w:pPr>
+        <w:spacing w:after="160" w:line="300"/>
+      </w:pPr>
+      <w:r>
+        <w:rPr>
+          <w:rFonts w:ascii="Nirmala UI" w:cs="Nirmala UI" w:eastAsia="Nirmala UI" w:hAnsi="Nirmala UI"/>
+          <w:color w:val="1A1A1A"/>
+          <w:sz w:val="22"/>
+          <w:szCs w:val="22"/>
+        </w:rPr>
+        <w:t xml:space="preserve">Tuition fee इसका सबसे बड़ा हिस्सा होती, पर अकेली नहीं।</w:t>
+      </w:r>
+    </w:p>
+    <w:p>
+      <w:pPr>
+        <w:spacing w:after="160" w:line="300"/>
+      </w:pPr>
+      <w:r>
+        <w:rPr>
+          <w:rFonts w:ascii="Nirmala UI" w:cs="Nirmala UI" w:eastAsia="Nirmala UI" w:hAnsi="Nirmala UI"/>
+          <w:color w:val="1A1A1A"/>
+          <w:sz w:val="22"/>
+          <w:szCs w:val="22"/>
+        </w:rPr>
+        <w:t xml:space="preserve">दो तरह के होते हैं। छोटी रकम अक्सर बिना कुछ गिरवी रखे मिल जाती, जबकि रकम एक हद से ऊपर जाते ही lender property, FD या किसी दूसरी स्वीकृत security मांग सकता। नवंबर 2024 में मंज़ूर हुई PM Vidyalaxmi योजना के तहत देश के शीर्ष 860 संस्थानों में दाखिला लेने वाले छात्रों को बिना collateral और बिना guarantor लोन देने की व्यवस्था बनाई गई।</w:t>
       </w:r>
     </w:p>
     <w:p>
@@ -419,7 +419,7 @@
           <w:sz w:val="22"/>
           <w:szCs w:val="22"/>
         </w:rPr>
-        <w:t xml:space="preserve">मंज़ूरी अपने आप नहीं मिलती। हर lender अपनी शर्तों और credit assessment के आधार पर फैसला लेता है।</w:t>
+        <w:t xml:space="preserve">मंज़ूरी अपने आप नहीं मिलती। हर lender अपनी शर्तों और credit assessment के आधार पर फैसला लेता।</w:t>
       </w:r>
     </w:p>
     <w:p>
@@ -921,7 +921,7 @@
           <w:sz w:val="22"/>
           <w:szCs w:val="22"/>
         </w:rPr>
-        <w:t xml:space="preserve">सटीक शर्तें हर lender और हर loan product के हिसाब से बदलती रहती हैं, इसलिए किसी सामान्य सूची पर भरोसा करने के बजाय आवेदन से पहले उसी lender का eligibility पन्ना पढ़ लेना बेहतर रहता है।</w:t>
+        <w:t xml:space="preserve">सटीक शर्तें हर lender और हर loan product के हिसाब से बदलती रहतीं, इसलिए किसी सामान्य सूची पर भरोसा करने के बजाय आवेदन से पहले उसी lender का eligibility पन्ना पढ़ लीजिए।</w:t>
       </w:r>
     </w:p>
     <w:p>
@@ -1066,7 +1066,7 @@
           <w:sz w:val="22"/>
           <w:szCs w:val="22"/>
         </w:rPr>
-        <w:t xml:space="preserve">सूची यहीं खत्म नहीं होती। Lender अपनी ज़रूरत के हिसाब से कुछ और कागज़ मांग सकता है, और तजुर्बा यही कहता है कि मंज़ूरी में देरी की सबसे आम वजह ऊंची ब्याज दर नहीं, अधूरी फाइल होती है।</w:t>
+        <w:t xml:space="preserve">सूची यहीं खत्म नहीं होती। Lender अपनी ज़रूरत के हिसाब से कुछ और कागज़ मांग सकता, और तजुर्बा यही कहता है कि मंज़ूरी में देरी की सबसे आम वजह ऊंची ब्याज दर नहीं, अधूरी फाइल निकलती।</w:t>
       </w:r>
     </w:p>
     <w:p>
@@ -1129,7 +1129,7 @@
           <w:sz w:val="17"/>
           <w:szCs w:val="17"/>
         </w:rPr>
-        <w:t xml:space="preserve">[IMAGE 2 PLACEHOLDER — download from the Image Source link below, then replace this box]</w:t>
+        <w:t xml:space="preserve">[IMAGE 2 PLACEHOLDER: download from the Image Source link below, then replace this box]</w:t>
       </w:r>
     </w:p>
     <w:p>
@@ -1154,7 +1154,7 @@
         <w:spacing w:after="300"/>
         <w:jc w:val="center"/>
       </w:pPr>
-      <w:hyperlink w:history="1" r:id="rIdhsshma0yk-uqvn8y8eff7">
+      <w:hyperlink w:history="1" r:id="rIdr2mbswcwfesq_dmzqrzzi">
         <w:r>
           <w:rPr>
             <w:rFonts w:ascii="Nirmala UI" w:cs="Nirmala UI" w:eastAsia="Nirmala UI" w:hAnsi="Nirmala UI"/>
@@ -1290,7 +1290,7 @@
           <w:sz w:val="22"/>
           <w:szCs w:val="22"/>
         </w:rPr>
-        <w:t xml:space="preserve">कौन सा खर्च कवर होगा और कौन सा नहीं, यह पूरी तरह loan scheme और lender की शर्तों पर टिका है, और यही ब्योरा sanction letter में लिखा होता है। उसे ध्यान से पढ़िए। कई छात्र सिर्फ tuition fee का इंतज़ाम करके निश्चिंत हो जाते हैं और hostel तथा किताबों का खर्च बाद में जेब से भरते हैं। रकम तय करते समय पूरी सूची सामने रखिए।</w:t>
+        <w:t xml:space="preserve">कौन सा खर्च कवर होगा और कौन सा नहीं, यह पूरी तरह loan scheme और lender की शर्तों पर टिका, और यही ब्योरा sanction letter में लिखा मिलेगा। उसे ध्यान से पढ़िए। कई छात्र सिर्फ tuition fee का इंतज़ाम करके निश्चिंत हो जाते और hostel तथा किताबों का खर्च बाद में जेब से भरते। रकम तय करते समय पूरी सूची सामने रखिए।</w:t>
       </w:r>
     </w:p>
     <w:p>
@@ -1321,35 +1321,35 @@
           <w:sz w:val="22"/>
           <w:szCs w:val="22"/>
         </w:rPr>
-        <w:t xml:space="preserve">ब्याज दर सबके लिए एक जैसी नहीं होती। आवेदक और co-applicant की profile, रकम, tenure और lender की policy, चारों मिलकर दर तय करती हैं।</w:t>
-      </w:r>
-    </w:p>
-    <w:p>
-      <w:pPr>
-        <w:spacing w:after="160" w:line="300"/>
-      </w:pPr>
-      <w:r>
-        <w:rPr>
-          <w:rFonts w:ascii="Nirmala UI" w:cs="Nirmala UI" w:eastAsia="Nirmala UI" w:hAnsi="Nirmala UI"/>
-          <w:color w:val="1A1A1A"/>
-          <w:sz w:val="22"/>
-          <w:szCs w:val="22"/>
-        </w:rPr>
-        <w:t xml:space="preserve">फिर charges आते हैं। Processing fee, documentation charges और देर से भुगतान पर लगने वाली रकम, सब Schedule of Charges में दर्ज होती है। 1 अक्टूबर 2024 से RBI ने हर retail loan पर Key Facts Statement देना अनिवार्य कर दिया है, जिसमें ब्याज सहित कुल सालाना लागत साफ लिखी होती है। तुलना उसी पन्ने से कीजिए।</w:t>
-      </w:r>
-    </w:p>
-    <w:p>
-      <w:pPr>
-        <w:spacing w:after="160" w:line="300"/>
-      </w:pPr>
-      <w:r>
-        <w:rPr>
-          <w:rFonts w:ascii="Nirmala UI" w:cs="Nirmala UI" w:eastAsia="Nirmala UI" w:hAnsi="Nirmala UI"/>
-          <w:color w:val="1A1A1A"/>
-          <w:sz w:val="22"/>
-          <w:szCs w:val="22"/>
-        </w:rPr>
-        <w:t xml:space="preserve">Repayment की शुरुआत आमतौर पर कोर्स खत्म होने के बाद होती है। बीच के इस समय को moratorium कहते हैं, और इसमें भी ब्याज जुड़ता रहता है, जो बाद में EMI का हिस्सा बन जाता है। PM Vidyalaxmi के तहत 8 लाख रुपये तक की सालाना पारिवारिक आय वाले छात्रों को 10 लाख रुपये तक के लोन पर moratorium अवधि में 3% ब्याज सहायता दी जाती है।</w:t>
+        <w:t xml:space="preserve">ब्याज दर सबके लिए एक जैसी नहीं होती। आवेदक और co-applicant की profile, रकम, tenure और lender की policy, चारों मिलकर दर तय करेंगी।</w:t>
+      </w:r>
+    </w:p>
+    <w:p>
+      <w:pPr>
+        <w:spacing w:after="160" w:line="300"/>
+      </w:pPr>
+      <w:r>
+        <w:rPr>
+          <w:rFonts w:ascii="Nirmala UI" w:cs="Nirmala UI" w:eastAsia="Nirmala UI" w:hAnsi="Nirmala UI"/>
+          <w:color w:val="1A1A1A"/>
+          <w:sz w:val="22"/>
+          <w:szCs w:val="22"/>
+        </w:rPr>
+        <w:t xml:space="preserve">फिर charges आते हैं। Processing fee, documentation charges और देर से भुगतान पर लगने वाली रकम, सब Schedule of Charges में दर्ज मिलेगी। 1 अक्टूबर 2024 से RBI ने हर retail loan पर Key Facts Statement देना अनिवार्य कर दिया, जिसमें ब्याज सहित कुल सालाना लागत साफ लिखी होती। तुलना उसी पन्ने से कीजिए।</w:t>
+      </w:r>
+    </w:p>
+    <w:p>
+      <w:pPr>
+        <w:spacing w:after="160" w:line="300"/>
+      </w:pPr>
+      <w:r>
+        <w:rPr>
+          <w:rFonts w:ascii="Nirmala UI" w:cs="Nirmala UI" w:eastAsia="Nirmala UI" w:hAnsi="Nirmala UI"/>
+          <w:color w:val="1A1A1A"/>
+          <w:sz w:val="22"/>
+          <w:szCs w:val="22"/>
+        </w:rPr>
+        <w:t xml:space="preserve">Repayment की शुरुआत आमतौर पर कोर्स खत्म होने के बाद होती। बीच के इस समय को moratorium कहते हैं, और इसमें भी ब्याज चुपचाप जुड़ता रहता, जो बाद में EMI का हिस्सा बन जाएगा। PM Vidyalaxmi के तहत 8 लाख रुपये तक की सालाना पारिवारिक आय वाले छात्रों को 10 लाख रुपये तक के लोन पर moratorium अवधि में 3% ब्याज सहायता दी जाती।</w:t>
       </w:r>
     </w:p>
     <w:p>
@@ -1365,7 +1365,7 @@
         </w:rPr>
         <w:t xml:space="preserve">EMI कितनी बनेगी, यह पहले ही देख लीजिए। </w:t>
       </w:r>
-      <w:hyperlink w:history="1" r:id="rIdlwidovdv2_ytavlm5ssc2">
+      <w:hyperlink w:history="1" r:id="rIdbgtwwejgpa8iq-mde83vn">
         <w:r>
           <w:rPr>
             <w:rFonts w:ascii="Nirmala UI" w:cs="Nirmala UI" w:eastAsia="Nirmala UI" w:hAnsi="Nirmala UI"/>
@@ -1384,7 +1384,7 @@
           <w:sz w:val="22"/>
           <w:szCs w:val="22"/>
         </w:rPr>
-        <w:t xml:space="preserve"> पर रकम और tenure डालते ही कुल चुकाई जाने वाली राशि सामने आ जाती है।</w:t>
+        <w:t xml:space="preserve"> पर रकम और tenure डालते ही कुल चुकाई जाने वाली राशि सामने आ जाएगी।</w:t>
       </w:r>
     </w:p>
     <w:p>
@@ -1429,21 +1429,21 @@
           <w:sz w:val="22"/>
           <w:szCs w:val="22"/>
         </w:rPr>
-        <w:t xml:space="preserve">ब्याज दर, EMI, tenure और moratorium की शर्तें दो-तीन lenders के बीच मिलाकर देखिए। Processing fee और बाकी charges को भी उसी हिसाब में जोड़िए, वरना कागज़ पर सस्ता दिखने वाला offer ऊंची fee के साथ जुड़कर आखिर में महंगा साबित हो सकता है।</w:t>
-      </w:r>
-    </w:p>
-    <w:p>
-      <w:pPr>
-        <w:spacing w:after="160" w:line="300"/>
-      </w:pPr>
-      <w:r>
-        <w:rPr>
-          <w:rFonts w:ascii="Nirmala UI" w:cs="Nirmala UI" w:eastAsia="Nirmala UI" w:hAnsi="Nirmala UI"/>
-          <w:color w:val="1A1A1A"/>
-          <w:sz w:val="22"/>
-          <w:szCs w:val="22"/>
-        </w:rPr>
-        <w:t xml:space="preserve">ज़रूरत से ज़्यादा रकम लेना सबसे आम गलती है। हर अतिरिक्त रुपया अगले कई साल तक EMI में लौटता है।</w:t>
+        <w:t xml:space="preserve">ब्याज दर, EMI, tenure और moratorium की शर्तें दो-तीन lenders के बीच मिलाकर देखिए। Processing fee और बाकी charges को भी उसी हिसाब में जोड़िए, वरना कागज़ पर सस्ता दिखने वाला offer ऊंची fee के साथ जुड़कर आखिर में महंगा साबित होगा।</w:t>
+      </w:r>
+    </w:p>
+    <w:p>
+      <w:pPr>
+        <w:spacing w:after="160" w:line="300"/>
+      </w:pPr>
+      <w:r>
+        <w:rPr>
+          <w:rFonts w:ascii="Nirmala UI" w:cs="Nirmala UI" w:eastAsia="Nirmala UI" w:hAnsi="Nirmala UI"/>
+          <w:color w:val="1A1A1A"/>
+          <w:sz w:val="22"/>
+          <w:szCs w:val="22"/>
+        </w:rPr>
+        <w:t xml:space="preserve">ज़रूरत से ज़्यादा रकम लेना सबसे आम गलती। हर अतिरिक्त रुपया अगले कई साल तक EMI में लौटेगा।</w:t>
       </w:r>
     </w:p>
     <w:p>
@@ -1522,7 +1522,7 @@
           <w:sz w:val="22"/>
           <w:szCs w:val="22"/>
         </w:rPr>
-        <w:t xml:space="preserve">हां। स्नातक, स्नातकोत्तर और professional courses इसमें आते हैं।</w:t>
+        <w:t xml:space="preserve">हां। स्नातक, स्नातकोत्तर और professional courses, तीनों इसमें आते।</w:t>
       </w:r>
     </w:p>
     <w:p>
@@ -1584,7 +1584,7 @@
           <w:sz w:val="22"/>
           <w:szCs w:val="22"/>
         </w:rPr>
-        <w:t xml:space="preserve">छात्र की अपनी आय नहीं होती, इसलिए lender repayment क्षमता co-applicant की आय से आंकता है।</w:t>
+        <w:t xml:space="preserve">छात्र की अपनी आय नहीं होती, इसलिए lender repayment क्षमता co-applicant की आय से आंकता।</w:t>
       </w:r>
     </w:p>
     <w:p>
@@ -1677,7 +1677,7 @@
           <w:sz w:val="22"/>
           <w:szCs w:val="22"/>
         </w:rPr>
-        <w:t xml:space="preserve">हां, लगभग हर lender के पास digital प्रक्रिया है।</w:t>
+        <w:t xml:space="preserve">हां, लगभग हर lender के पास digital प्रक्रिया मौजूद।</w:t>
       </w:r>
     </w:p>
     <w:p>
@@ -1710,7 +1710,7 @@
         </w:rPr>
         <w:t xml:space="preserve">Hero FinCorp </w:t>
       </w:r>
-      <w:hyperlink w:history="1" r:id="rIdlrxy_dsvhadjv_vaonl4f">
+      <w:hyperlink w:history="1" r:id="rIdty5lfuksu8162ssl_fk81">
         <w:r>
           <w:rPr>
             <w:rFonts w:ascii="Nirmala UI" w:cs="Nirmala UI" w:eastAsia="Nirmala UI" w:hAnsi="Nirmala UI"/>
@@ -1729,9 +1729,9 @@
           <w:sz w:val="22"/>
           <w:szCs w:val="22"/>
         </w:rPr>
-        <w:t xml:space="preserve"> देता है, जिसमें collateral नहीं लगता। </w:t>
-      </w:r>
-      <w:hyperlink w:history="1" r:id="rId_eutkkmoujzw1roothnvg">
+        <w:t xml:space="preserve"> देता, जिसमें collateral नहीं लगता। </w:t>
+      </w:r>
+      <w:hyperlink w:history="1" r:id="rIdc1b38bzdazj5i8whfzmnr">
         <w:r>
           <w:rPr>
             <w:rFonts w:ascii="Nirmala UI" w:cs="Nirmala UI" w:eastAsia="Nirmala UI" w:hAnsi="Nirmala UI"/>
@@ -1781,14 +1781,14 @@
           <w:sz w:val="22"/>
           <w:szCs w:val="22"/>
         </w:rPr>
-        <w:t xml:space="preserve">फीस की तारीख़ किसी का इंतज़ार नहीं करती। रकम छोटी हो और ज़रूरत तुरंत की हो, तो unsecured लोन अक्सर ज़्यादा व्यावहारिक रास्ता निकलता है।</w:t>
-      </w:r>
-    </w:p>
-    <w:p>
-      <w:pPr>
-        <w:spacing w:after="160" w:line="300"/>
-      </w:pPr>
-      <w:hyperlink w:history="1" r:id="rId1-grv43xamgzyhls1azgi">
+        <w:t xml:space="preserve">फीस की तारीख़ किसी का इंतज़ार नहीं करती। रकम छोटी हो और ज़रूरत तुरंत की हो, तो unsecured लोन अक्सर ज़्यादा व्यावहारिक रास्ता निकलेगा।</w:t>
+      </w:r>
+    </w:p>
+    <w:p>
+      <w:pPr>
+        <w:spacing w:after="160" w:line="300"/>
+      </w:pPr>
+      <w:hyperlink w:history="1" r:id="rIdgrxi4l3djbpi9teexcykr">
         <w:r>
           <w:rPr>
             <w:rFonts w:ascii="Nirmala UI" w:cs="Nirmala UI" w:eastAsia="Nirmala UI" w:hAnsi="Nirmala UI"/>
